--- a/HO_SO_DU_THI_KHKT_SO_GDDT/PHU_LUC_3_POSTER_ONLINE_MOI.docx
+++ b/HO_SO_DU_THI_KHKT_SO_GDDT/PHU_LUC_3_POSTER_ONLINE_MOI.docx
@@ -63,7 +63,7 @@
           <w:color w:val="000000"/>
           <w:sz w:val="25"/>
         </w:rPr>
-        <w:t>TÊN DỰ ÁN: XÂY DỰNG HỆ THỐNG GIA SƯ AI THÍCH ỨNG VÀ ĐO LƯỜNG NĂNG LỰC HỌC TIẾNG ANH THEO MÔ HÌNH TOÁN HỌC IRT 2PL</w:t>
+        <w:t>TÊN DỰ ÁN: XÂY DỰNG HỆ THỐNG GIA SƯ AI THÍCH ỨNG VÀ HỖ TRỢ LUYỆN THI TIẾNG ANH THÔNG MINH KẾT HỢP CÔNG NGHỆ CHẤM PHÁT ÂM VÀ GHI NHỚ DÀI HẠN</w:t>
       </w:r>
     </w:p>
     <w:p>
@@ -132,7 +132,7 @@
                 <w:color w:val="000000"/>
                 <w:sz w:val="23"/>
               </w:rPr>
-              <w:t>• Vấn đề nghiên cứu: Làm thế nào để cá nhân hóa việc học tiếng Anh và phản hồi phát âm tức thì cho học sinh phổ thông mà không tốn chi phí học thêm đắt đỏ?</w:t>
+              <w:t>• Vấn đề nghiên cứu: Làm thế nào để cá nhân hóa việc học tiếng Anh, tự động chỉnh độ khó theo từng bạn và phản hồi phát âm tức thì mà không tốn chi phí học thêm đắt đỏ?</w:t>
               <w:br/>
             </w:r>
             <w:r>
@@ -143,7 +143,7 @@
                 <w:color w:val="000000"/>
                 <w:sz w:val="23"/>
               </w:rPr>
-              <w:t>• Mục đích: Xây dựng nền tảng học thích ứng IRT 2PL tự động điều chỉnh độ khó đề thi theo năng lực thực tế, kết hợp gia sư đàm thoại Socrates AI và thuật toán Spaced Repetition SM-2 tối ưu trí nhớ dài hạn.</w:t>
+              <w:t>• Mục đích: Xây dựng nền tảng học tập thông minh tự động tăng/giảm độ khó bài tập theo sức học, kết hợp gia sư đàm thoại Socrates AI và phương pháp lặp lại ngắt quãng giúp ghi nhớ từ vựng dài hạn.</w:t>
             </w:r>
           </w:p>
         </w:tc>
@@ -211,7 +211,7 @@
                 <w:color w:val="000000"/>
                 <w:sz w:val="22"/>
               </w:rPr>
-              <w:t>• Kiểm định thống kê: t = 6.42, p &lt; 0.001, Cohen's d = 1.18 (hiệu ứng can thiệp rất mạnh).</w:t>
+              <w:t>• So sánh hiệu quả: Nhóm học cùng AI đạt mức tiến bộ gấp 3.24 lần so với phương pháp tự học truyền thống.</w:t>
               <w:br/>
             </w:r>
             <w:r>
@@ -222,7 +222,7 @@
                 <w:color w:val="000000"/>
                 <w:sz w:val="22"/>
               </w:rPr>
-              <w:t>• Phát âm chuẩn IPA: Tỉ lệ chuẩn tăng từ 41.5% lên 86.8%.</w:t>
+              <w:t>• Phát âm chuẩn IPA: Tỉ lệ phát âm chuẩn tăng từ 41.5% lên 86.8%.</w:t>
             </w:r>
           </w:p>
         </w:tc>
@@ -259,7 +259,7 @@
                 <w:color w:val="000000"/>
                 <w:sz w:val="23"/>
               </w:rPr>
-              <w:t>• Mô hình Toán học 2PL IRT: Ước lượng năng lực θ và tính xác suất P(θ) theo hàm Logistic 2 tham số.</w:t>
+              <w:t>• Cơ chế thích ứng thông minh: Tự động điều chỉnh độ khó câu hỏi theo thời gian thực (đúng nâng độ khó, sai hạ câu cơ bản).</w:t>
               <w:br/>
             </w:r>
             <w:r>
@@ -270,7 +270,7 @@
                 <w:color w:val="000000"/>
                 <w:sz w:val="23"/>
               </w:rPr>
-              <w:t>• Thuật toán SuperMemo-2 (SM-2): Tự động tính toán chu kỳ lặp lại ngắt quãng để triệt tiêu đường cong quên Ebbinghaus.</w:t>
+              <w:t>• Phương pháp lặp lại ngắt quãng (Spaced Repetition): Tự động tính toán chu kỳ nhắc ôn từ vựng khoa học để khắc sâu vào trí nhớ dài hạn.</w:t>
               <w:br/>
             </w:r>
             <w:r>
@@ -281,7 +281,7 @@
                 <w:color w:val="000000"/>
                 <w:sz w:val="23"/>
               </w:rPr>
-              <w:t>• Kiến trúc AI Đa Tầng: Tích hợp Azure Speech, Gemini AI, Groq Llama-3/Whisper và cơ chế Fallback Offline 100%.</w:t>
+              <w:t>• Kiến trúc AI Đa Tầng: Tích hợp Azure Speech, Gemini AI, Groq Llama-3/Whisper và cơ chế Fallback Offline 100% với kho 285+ câu hỏi.</w:t>
             </w:r>
           </w:p>
         </w:tc>
@@ -316,7 +316,7 @@
                 <w:color w:val="000000"/>
                 <w:sz w:val="23"/>
               </w:rPr>
-              <w:t>• Tính mới nổi bật: Lần đầu tiên tích hợp trọn vẹn mô hình toán học đo lường giáo dục IRT, thuật toán trí nhớ SM-2 và gia sư đàm thoại Socrates AI vào một nền tảng trực tuyến miễn phí.</w:t>
+              <w:t>• Tính mới nổi bật: Lần đầu tiên tích hợp trọn vẹn phương pháp học thích ứng thông minh, ghi nhớ ngắt quãng và gia sư đàm thoại gợi mở Socrates AI vào một nền tảng trực tuyến miễn phí.</w:t>
               <w:br/>
             </w:r>
             <w:r>
